--- a/zht/docx/015.content.docx
+++ b/zht/docx/015.content.docx
@@ -328,18 +328,12 @@
           <w:lang w:val="zh_TW" w:bidi="zh_TW"/>
         </w:rPr>
       </w:r>
-      <w:hyperlink r:id="rId13">
-        <w:r>
-          <w:rPr>
-            <w:lang w:val="zh_TW" w:bidi="zh_TW"/>
-          </w:rPr>
-          <w:rPr>
-            <w:color w:val="0000EE"/>
-            <w:u w:val="single"/>
-          </w:rPr>
-          <w:t>撒母耳記上2:5</w:t>
-        </w:r>
-      </w:hyperlink>
+      <w:r>
+        <w:rPr>
+          <w:lang w:val="zh_TW" w:bidi="zh_TW"/>
+        </w:rPr>
+        <w:t>撒母耳記上2:5</w:t>
+      </w:r>
     </w:p>
     <w:p>
       <w:pPr>
@@ -352,18 +346,12 @@
           <w:lang w:val="zh_TW" w:bidi="zh_TW"/>
         </w:rPr>
       </w:r>
-      <w:hyperlink r:id="rId14">
-        <w:r>
-          <w:rPr>
-            <w:lang w:val="zh_TW" w:bidi="zh_TW"/>
-          </w:rPr>
-          <w:rPr>
-            <w:color w:val="0000EE"/>
-            <w:u w:val="single"/>
-          </w:rPr>
-          <w:t>加拉太書4:27</w:t>
-        </w:r>
-      </w:hyperlink>
+      <w:r>
+        <w:rPr>
+          <w:lang w:val="zh_TW" w:bidi="zh_TW"/>
+        </w:rPr>
+        <w:t>加拉太書4:27</w:t>
+      </w:r>
     </w:p>
     <w:p>
       <w:pPr>
@@ -376,18 +364,12 @@
           <w:lang w:val="zh_TW" w:bidi="zh_TW"/>
         </w:rPr>
       </w:r>
-      <w:hyperlink r:id="rId15">
-        <w:r>
-          <w:rPr>
-            <w:lang w:val="zh_TW" w:bidi="zh_TW"/>
-          </w:rPr>
-          <w:rPr>
-            <w:color w:val="0000EE"/>
-            <w:u w:val="single"/>
-          </w:rPr>
-          <w:t>創世記11:30</w:t>
-        </w:r>
-      </w:hyperlink>
+      <w:r>
+        <w:rPr>
+          <w:lang w:val="zh_TW" w:bidi="zh_TW"/>
+        </w:rPr>
+        <w:t>創世記11:30</w:t>
+      </w:r>
     </w:p>
     <w:p>
       <w:pPr>
@@ -400,18 +382,12 @@
           <w:lang w:val="zh_TW" w:bidi="zh_TW"/>
         </w:rPr>
       </w:r>
-      <w:hyperlink r:id="rId16">
-        <w:r>
-          <w:rPr>
-            <w:lang w:val="zh_TW" w:bidi="zh_TW"/>
-          </w:rPr>
-          <w:rPr>
-            <w:color w:val="0000EE"/>
-            <w:u w:val="single"/>
-          </w:rPr>
-          <w:t>約伯記3:7</w:t>
-        </w:r>
-      </w:hyperlink>
+      <w:r>
+        <w:rPr>
+          <w:lang w:val="zh_TW" w:bidi="zh_TW"/>
+        </w:rPr>
+        <w:t>約伯記3:7</w:t>
+      </w:r>
     </w:p>
     <w:p>
       <w:pPr>
@@ -804,18 +780,12 @@
           <w:lang w:val="zh_TW" w:bidi="zh_TW"/>
         </w:rPr>
       </w:r>
-      <w:hyperlink r:id="rId17">
-        <w:r>
-          <w:rPr>
-            <w:lang w:val="zh_TW" w:bidi="zh_TW"/>
-          </w:rPr>
-          <w:rPr>
-            <w:color w:val="0000EE"/>
-            <w:u w:val="single"/>
-          </w:rPr>
-          <w:t>以西結書43:6–8</w:t>
-        </w:r>
-      </w:hyperlink>
+      <w:r>
+        <w:rPr>
+          <w:lang w:val="zh_TW" w:bidi="zh_TW"/>
+        </w:rPr>
+        <w:t>以西結書43:6–8</w:t>
+      </w:r>
     </w:p>
     <w:p>
       <w:pPr>
@@ -828,18 +798,12 @@
           <w:lang w:val="zh_TW" w:bidi="zh_TW"/>
         </w:rPr>
       </w:r>
-      <w:hyperlink r:id="rId18">
-        <w:r>
-          <w:rPr>
-            <w:lang w:val="zh_TW" w:bidi="zh_TW"/>
-          </w:rPr>
-          <w:rPr>
-            <w:color w:val="0000EE"/>
-            <w:u w:val="single"/>
-          </w:rPr>
-          <w:t>以斯拉記9:1–2</w:t>
-        </w:r>
-      </w:hyperlink>
+      <w:r>
+        <w:rPr>
+          <w:lang w:val="zh_TW" w:bidi="zh_TW"/>
+        </w:rPr>
+        <w:t>以斯拉記9:1–2</w:t>
+      </w:r>
     </w:p>
     <w:p>
       <w:pPr>
@@ -852,18 +816,12 @@
           <w:lang w:val="zh_TW" w:bidi="zh_TW"/>
         </w:rPr>
       </w:r>
-      <w:hyperlink r:id="rId19">
-        <w:r>
-          <w:rPr>
-            <w:lang w:val="zh_TW" w:bidi="zh_TW"/>
-          </w:rPr>
-          <w:rPr>
-            <w:color w:val="0000EE"/>
-            <w:u w:val="single"/>
-          </w:rPr>
-          <w:t>耶利米書2:19</w:t>
-        </w:r>
-      </w:hyperlink>
+      <w:r>
+        <w:rPr>
+          <w:lang w:val="zh_TW" w:bidi="zh_TW"/>
+        </w:rPr>
+        <w:t>耶利米書2:19</w:t>
+      </w:r>
     </w:p>
     <w:p>
       <w:pPr>
@@ -876,18 +834,12 @@
           <w:lang w:val="zh_TW" w:bidi="zh_TW"/>
         </w:rPr>
       </w:r>
-      <w:hyperlink r:id="rId20">
-        <w:r>
-          <w:rPr>
-            <w:lang w:val="zh_TW" w:bidi="zh_TW"/>
-          </w:rPr>
-          <w:rPr>
-            <w:color w:val="0000EE"/>
-            <w:u w:val="single"/>
-          </w:rPr>
-          <w:t>箴言2:22</w:t>
-        </w:r>
-      </w:hyperlink>
+      <w:r>
+        <w:rPr>
+          <w:lang w:val="zh_TW" w:bidi="zh_TW"/>
+        </w:rPr>
+        <w:t>箴言2:22</w:t>
+      </w:r>
     </w:p>
     <w:p>
       <w:pPr>
@@ -900,18 +852,12 @@
           <w:lang w:val="zh_TW" w:bidi="zh_TW"/>
         </w:rPr>
       </w:r>
-      <w:hyperlink r:id="rId21">
-        <w:r>
-          <w:rPr>
-            <w:lang w:val="zh_TW" w:bidi="zh_TW"/>
-          </w:rPr>
-          <w:rPr>
-            <w:color w:val="0000EE"/>
-            <w:u w:val="single"/>
-          </w:rPr>
-          <w:t>啟示錄21:7–8</w:t>
-        </w:r>
-      </w:hyperlink>
+      <w:r>
+        <w:rPr>
+          <w:lang w:val="zh_TW" w:bidi="zh_TW"/>
+        </w:rPr>
+        <w:t>啟示錄21:7–8</w:t>
+      </w:r>
     </w:p>
     <w:p>
       <w:pPr>

--- a/zht/docx/015.content.docx
+++ b/zht/docx/015.content.docx
@@ -731,19 +731,7 @@
         <w:rPr>
           <w:lang w:val="zh_TW" w:bidi="zh_TW"/>
         </w:rPr>
-        <w:t>，</w:t>
-      </w:r>
-      <w:r>
-        <w:rPr>
-          <w:lang w:val="zh_TW" w:bidi="zh_TW"/>
-        </w:rPr>
-        <w:t>違背</w:t>
-      </w:r>
-      <w:r>
-        <w:rPr>
-          <w:lang w:val="zh_TW" w:bidi="zh_TW"/>
-        </w:rPr>
-        <w:t>，</w:t>
+        <w:t>，違背，</w:t>
       </w:r>
       <w:r>
         <w:rPr>
